--- a/docx/Edunun_Kitabi.docx
+++ b/docx/Edunun_Kitabi.docx
@@ -2011,7 +2011,7 @@
         <w:rPr>
           <w:rFonts w:ascii="Georgia" w:hAnsi="Georgia" w:cs="Georgia" w:eastAsia="Georgia"/>
         </w:rPr>
-        <w:t>Bir kervana katıldım. Florentina'dan kuzeye gidiyordu, Venture üzerinden geçecek, oradan dağ köylerine açılacaktı. Tüccarların hepsini tanımıyordum ama bir tanesini biliyordum, eskiden masada karşılaşmıştık, iyi adamdı. Beni de aldı. Karşılık olarak yolda hesap tutacaktım, küçük bir iş, parasını bile vermeye gerek yok ama yedirdi içirdi.</w:t>
+        <w:t>Bir kervana katıldım. Florentina'dan kuzeye gidiyordu, Serenquill üzerinden geçecek, oradan dağ köylerine açılacaktı. Tüccarların hepsini tanımıyordum ama bir tanesini biliyordum, eskiden masada karşılaşmıştık, iyi adamdı. Beni de aldı. Karşılık olarak yolda hesap tutacaktım, küçük bir iş, parasını bile vermeye gerek yok ama yedirdi içirdi.</w:t>
       </w:r>
     </w:p>
     <w:p>

--- a/docx/Edunun_Kitabi.docx
+++ b/docx/Edunun_Kitabi.docx
@@ -5642,7 +5642,7 @@
         <w:rPr>
           <w:rFonts w:ascii="Georgia" w:hAnsi="Georgia" w:cs="Georgia" w:eastAsia="Georgia"/>
         </w:rPr>
-        <w:t xml:space="preserve"> denir bazı kuğularda, asla kendileri kullanmaz bu adı. Kuşlar şehirde dolaşır, dinler, not eder, raporlar yazar. Kuşların doğrudan kimseyi tutuklama yetkisi yoktur, ama haberleri başkalarına geçirir, başkaları harekete geçer.</w:t>
+        <w:t xml:space="preserve"> denir bazı çevrelerde, asla kendileri kullanmaz bu adı. Kuşlar şehirde dolaşır, dinler, not eder, raporlar yazar. Kuşların doğrudan kimseyi tutuklama yetkisi yoktur, ama haberleri başkalarına geçirir, başkaları harekete geçer.</w:t>
       </w:r>
     </w:p>
     <w:p>
